--- a/daily-reports/2026-08-30/report.docx
+++ b/daily-reports/2026-08-30/report.docx
@@ -28,28 +28,28 @@
         <w:pStyle w:val="Heading2"/>
       </w:pPr>
       <w:r>
-        <w:t>1. HEJustinSun/my-girlfriend-jingtian-latex  ⭐ 3,926</w:t>
+        <w:t>1. HEJustinSun/my-girlfriend-jingtian-latex  ⭐ 3,929</w:t>
       </w:r>
     </w:p>
     <w:p>
       <w:r>
-        <w:t>语言：TeX ｜ Stars：3,926 ｜ Forks：624</w:t>
+        <w:t>语言：TeX ｜ Stars：3,929 ｜ Forks：625</w:t>
         <w:br/>
       </w:r>
       <w:r>
-        <w:t>这是什么：这是一个用 LaTeX 写成的项目，内容是关于“我的女朋友景天”的文档或书籍。LaTeX 是一种排版系统，常用于编写学术论文和书籍，这个项目可能是一份情书或纪念文档。</w:t>
+        <w:t>这是什么：这是一个用 LaTeX 写成的项目，内容是关于“我的女朋友景天”的文档。LaTeX 是一种专业的排版工具，常用于写论文和书籍。这个项目可能是一个有趣的个人文档，展示了如何用 LaTeX 制作精美的文字排版。</w:t>
         <w:br/>
       </w:r>
       <w:r>
-        <w:t>能用来做什么：可以用来制作精美的 PDF 文档，比如情书、纪念册或任何需要专业排版的文字内容。</w:t>
+        <w:t>能用来做什么：你可以把它当作一个 LaTeX 排版示例，学习如何用代码写出一份漂亮的文档，或者参考它的结构来制作自己的个人介绍、情书等。</w:t>
         <w:br/>
       </w:r>
       <w:r>
-        <w:t>适用领域：文档排版、个人创作、学术写作</w:t>
+        <w:t>适用领域：文档排版、个人创作、LaTeX 学习</w:t>
         <w:br/>
       </w:r>
       <w:r>
-        <w:t>对新手有什么帮助：对新手来说，可以学习如何使用 LaTeX 进行排版，即使没有编程背景也能通过修改模板来制作自己的文档。</w:t>
+        <w:t>对新手有什么帮助：对新手来说，这是一个轻松有趣的入门示例，能让你看到 LaTeX 的实际应用，激发学习兴趣。</w:t>
         <w:br/>
       </w:r>
       <w:r>
@@ -61,28 +61,28 @@
         <w:pStyle w:val="Heading2"/>
       </w:pPr>
       <w:r>
-        <w:t>2. sapientinc/PRAXIST  ⭐ 2,933</w:t>
+        <w:t>2. sapientinc/PRAXIST  ⭐ 2,935</w:t>
       </w:r>
     </w:p>
     <w:p>
       <w:r>
-        <w:t>语言：Python ｜ Stars：2,933 ｜ Forks：257</w:t>
+        <w:t>语言：Python ｜ Stars：2,935 ｜ Forks：360</w:t>
         <w:br/>
       </w:r>
       <w:r>
-        <w:t>这是什么：这是一个自主研究系统，能够进行可测量、可计算机执行的研究。简单说，它像一个自动化的研究助手，可以帮你设计实验、运行代码并收集结果。</w:t>
+        <w:t>这是什么：PRAXIST 是一个自动化研究系统，它能自动进行可测量、可执行的研究任务。简单说，它像一个智能助手，帮你设计实验、运行代码、收集结果，从而完成科学研究。</w:t>
         <w:br/>
       </w:r>
       <w:r>
-        <w:t>能用来做什么：可以用于自动化科学研究流程，比如数据收集、实验运行和结果分析，适合需要重复实验或大规模研究的场景。</w:t>
+        <w:t>能用来做什么：你可以用它来自动化重复性的研究流程，比如数据收集、模型训练、结果分析，节省大量时间和精力。</w:t>
         <w:br/>
       </w:r>
       <w:r>
-        <w:t>适用领域：科学研究、数据分析、自动化实验</w:t>
+        <w:t>适用领域：科学研究、数据分析、人工智能、自动化实验</w:t>
         <w:br/>
       </w:r>
       <w:r>
-        <w:t>对新手有什么帮助：对新手来说，可以了解如何用代码自动化研究任务，但可能需要一些编程基础。不过，它也能启发你如何用工具提高研究效率。</w:t>
+        <w:t>对新手有什么帮助：对新手来说，这个项目展示了如何用代码自动化复杂任务，适合学习 Python 编程和科研方法。</w:t>
         <w:br/>
       </w:r>
       <w:r>
@@ -99,23 +99,23 @@
     </w:p>
     <w:p>
       <w:r>
-        <w:t>语言：TypeScript ｜ Stars：1,069 ｜ Forks：13</w:t>
+        <w:t>语言：TypeScript ｜ Stars：1,069 ｜ Forks：14</w:t>
         <w:br/>
       </w:r>
       <w:r>
-        <w:t>这是什么：这是一个图像和视频生成的工作室，你只需输入一个提示词，就能让不同的模型生成内容，并且所有生成的作品都会集中在一个画廊里展示。</w:t>
+        <w:t>这是什么：这是一个图像和视频生成的工作室，你只需输入一个提示词，就能让不同的模型生成图像或视频，所有生成结果都会保存在一个画廊里。它整合了多种生成模型，方便你对比和选择。</w:t>
         <w:br/>
       </w:r>
       <w:r>
-        <w:t>能用来做什么：可以用来快速生成图片或视频，比如创作艺术画、制作短视频素材，或者探索不同 AI 模型的效果。</w:t>
+        <w:t>能用来做什么：你可以用它来快速生成创意图片或短视频，比如为社交媒体制作配图，或者探索 AI 艺术创作。</w:t>
         <w:br/>
       </w:r>
       <w:r>
-        <w:t>适用领域：AI 绘画、视频创作、创意设计</w:t>
+        <w:t>适用领域：AI 绘画、视频制作、创意设计、内容创作</w:t>
         <w:br/>
       </w:r>
       <w:r>
-        <w:t>对新手有什么帮助：对新手非常友好，无需编程即可使用，可以直观体验 AI 生成内容的乐趣，并学习如何用提示词控制生成结果。</w:t>
+        <w:t>对新手有什么帮助：对新手来说，这是一个友好的 AI 创作工具，无需编程基础就能体验生成式 AI 的乐趣，适合入门学习。</w:t>
         <w:br/>
       </w:r>
       <w:r>
@@ -136,19 +136,19 @@
         <w:br/>
       </w:r>
       <w:r>
-        <w:t>这是什么：这是一个包含 302 个运动插图的健身指南，同时提供了一个与框架无关的 npm 包，方便开发者使用这些插图。</w:t>
+        <w:t>这是什么：这是一个健身指导项目，包含 302 个开源的运动插图，以及一个与框架无关的 npm 包。你可以用这些插图来制作健身教程或应用。</w:t>
         <w:br/>
       </w:r>
       <w:r>
-        <w:t>能用来做什么：可以用来查看各种运动动作的图解，或者作为开发者，在健身类应用或网站中嵌入这些插图。</w:t>
+        <w:t>能用来做什么：你可以直接使用这些插图来丰富你的健身网站或应用，或者参考它们来学习正确的运动姿势。</w:t>
         <w:br/>
       </w:r>
       <w:r>
-        <w:t>适用领域：健身指导、健康应用开发、教育内容</w:t>
+        <w:t>适用领域：健身指导、健康应用、教育内容、前端开发</w:t>
         <w:br/>
       </w:r>
       <w:r>
-        <w:t>对新手有什么帮助：对新手来说，可以学习正确的运动姿势，避免受伤；对开发者，可以轻松集成专业插图到自己的项目中。</w:t>
+        <w:t>对新手有什么帮助：对新手来说，这是一个很好的资源库，既能学习健身知识，也能了解如何将静态资源打包成 npm 包。</w:t>
         <w:br/>
       </w:r>
       <w:r>
@@ -160,28 +160,28 @@
         <w:pStyle w:val="Heading2"/>
       </w:pPr>
       <w:r>
-        <w:t>5. XiaoDuoYa/codex-with-chatgpt  ⭐ 931</w:t>
+        <w:t>5. XiaoDuoYa/codex-with-chatgpt  ⭐ 943</w:t>
       </w:r>
     </w:p>
     <w:p>
       <w:r>
-        <w:t>语言：TypeScript ｜ Stars：931 ｜ Forks：107</w:t>
+        <w:t>语言：TypeScript ｜ Stars：943 ｜ Forks：107</w:t>
         <w:br/>
       </w:r>
       <w:r>
-        <w:t>这是什么：这个项目让 ChatGPT 负责思考规划，而 Codex 负责执行代码，两者结合，形成一个完整的智能编程助手。</w:t>
+        <w:t>这是什么：这个项目将 ChatGPT 和 Codex 结合起来，让 ChatGPT 负责思考规划，而 Codex 负责执行代码。这样既能利用 ChatGPT 的智能，又能保持 Codex 的自动化能力。</w:t>
         <w:br/>
       </w:r>
       <w:r>
-        <w:t>能用来做什么：可以用于自动化编程任务，比如让 ChatGPT 理解需求并生成代码，然后由 Codex 运行和调试，适合快速原型开发或自动化脚本编写。</w:t>
+        <w:t>能用来做什么：你可以用它来构建一个智能编程助手，让 AI 帮你写代码、调试程序，或者自动完成一些开发任务。</w:t>
         <w:br/>
       </w:r>
       <w:r>
-        <w:t>适用领域：编程开发、自动化脚本、AI 辅助编程</w:t>
+        <w:t>适用领域：软件开发、AI 编程、自动化、智能助手</w:t>
         <w:br/>
       </w:r>
       <w:r>
-        <w:t>对新手有什么帮助：对新手来说，可以了解如何利用 AI 辅助编程，降低编程门槛，但需要一些基础概念。它展示了 AI 如何协作完成复杂任务。</w:t>
+        <w:t>对新手有什么帮助：对新手来说，这个项目展示了如何组合不同的 AI 工具，适合学习 TypeScript 和 AI 应用开发。</w:t>
         <w:br/>
       </w:r>
       <w:r>
@@ -212,7 +212,7 @@
         <w:t>Good Culture Is the Biggest Productivity Hack, Not AI</w:t>
       </w:r>
       <w:r>
-        <w:t>（👍 243）</w:t>
+        <w:t>（👍 247）</w:t>
       </w:r>
       <w:r>
         <w:br/>
@@ -220,7 +220,7 @@
       </w:r>
       <w:r>
         <w:br/>
-        <w:t>摘要：文章认为，良好的公司文化比AI更能提升生产力，强调团队协作和员工满意度的重要性，而非依赖技术工具。</w:t>
+        <w:t>摘要：这篇文章讨论的是，企业提升生产力的关键并非依赖AI技术，而是建立良好的公司文化。它挑战了当前AI热潮中普遍认为技术是生产力最大杠杆的观点，提醒管理者关注组织内部的软性因素。</w:t>
       </w:r>
     </w:p>
     <w:p>
@@ -239,7 +239,7 @@
       </w:r>
       <w:r>
         <w:br/>
-        <w:t>摘要：vLLM v0.28.0发布，这是一个高性能的大语言模型推理引擎，新版本可能包含性能优化和功能增强，值得AI开发者关注。</w:t>
+        <w:t>摘要：vLLM v0.28.0 发布了新版本，这是一个用于大语言模型推理的高性能库。该版本可能包含性能优化、新功能或bug修复，对于使用vLLM进行模型部署的开发者来说值得关注。</w:t>
       </w:r>
     </w:p>
     <w:p>
@@ -263,7 +263,7 @@
       </w:r>
       <w:r>
         <w:br/>
-        <w:t>摘要：文章指出，AI本地部署效果不如官方版的原因在于依赖包过多，多达734个，每个都可能引入问题，导致性能或稳定性下降。</w:t>
+        <w:t>摘要：这篇文章揭示了AI本地部署效果不如官方版的原因，指出问题可能出在多达734个依赖包上，每个都可能引入坑。它提醒开发者在本地部署时需谨慎管理依赖，以避免性能或兼容性问题。</w:t>
       </w:r>
     </w:p>
     <w:p>
@@ -287,7 +287,7 @@
       </w:r>
       <w:r>
         <w:br/>
-        <w:t>摘要：Anthropic推出硬件版MCP，使Claude能够直接控制物理设备，标志着AI从软件走向硬件集成，可能开启新的应用场景。</w:t>
+        <w:t>摘要：报道称Anthropic推出了硬件版的MCP（模型上下文协议），让Claude能够直接接管全球设备。这标志着AI从纯软件交互向物理世界控制迈出重要一步，可能开启新的应用场景。</w:t>
       </w:r>
     </w:p>
     <w:sectPr>
